--- a/storage/docx/dokumen_1777205568.docx
+++ b/storage/docx/dokumen_1777205568.docx
@@ -283,7 +283,7 @@
                 <w:szCs w:val="24"/>
                 <w:lang w:val="en-US" w:eastAsia="zh-CN"/>
               </w:rPr>
-              <w:t>BPS</w:t>
+              <w:t>BPSxxx123</w:t>
             </w:r>
           </w:p>
         </w:tc>
@@ -845,7 +845,7 @@
                 <w:szCs w:val="24"/>
                 <w:lang w:val="en-US" w:eastAsia="zh-CN"/>
               </w:rPr>
-              <w:t>Belanja Jasa Telekomunikasi</w:t>
+              <w:t/>
             </w:r>
           </w:p>
         </w:tc>
@@ -3009,7 +3009,7 @@
                 <w:szCs w:val="20"/>
                 <w:lang w:val="en-US"/>
               </w:rPr>
-              <w:t>Belanja Jasa Telekomunikasi</w:t>
+              <w:t/>
             </w:r>
           </w:p>
           <w:p>
@@ -3576,7 +3576,7 @@
                 <w:szCs w:val="24"/>
                 <w:lang w:val="en-US"/>
               </w:rPr>
-              <w:t>26 April 2026</w:t>
+              <w:t>30 April 2026</w:t>
             </w:r>
           </w:p>
           <w:p>

--- a/storage/docx/dokumen_1777205568.docx
+++ b/storage/docx/dokumen_1777205568.docx
@@ -283,7 +283,7 @@
                 <w:szCs w:val="24"/>
                 <w:lang w:val="en-US" w:eastAsia="zh-CN"/>
               </w:rPr>
-              <w:t>BPSxxx123</w:t>
+              <w:t>BPS</w:t>
             </w:r>
           </w:p>
         </w:tc>
@@ -845,7 +845,7 @@
                 <w:szCs w:val="24"/>
                 <w:lang w:val="en-US" w:eastAsia="zh-CN"/>
               </w:rPr>
-              <w:t/>
+              <w:t>Belanja Jasa Telekomunikasi</w:t>
             </w:r>
           </w:p>
         </w:tc>
@@ -943,7 +943,7 @@
                 <w:szCs w:val="24"/>
                 <w:lang w:val="en-US" w:eastAsia="zh-CN"/>
               </w:rPr>
-              <w:t>KAB. SAMBAS</w:t>
+              <w:t>KOTA SINGKAWANG</w:t>
             </w:r>
           </w:p>
         </w:tc>
@@ -2343,7 +2343,7 @@
           <w:szCs w:val="24"/>
           <w:lang w:val="es-ES"/>
         </w:rPr>
-        <w:t>20</w:t>
+        <w:t>26</w:t>
       </w:r>
       <w:r>
         <w:rPr>
@@ -2468,7 +2468,7 @@
           <w:szCs w:val="24"/>
           <w:lang w:val="es-ES"/>
         </w:rPr>
-        <w:t>KAB. SAMBAS, KALIMANTAN BARAT</w:t>
+        <w:t>KOTA SINGKAWANG, KALIMANTAN BARAT</w:t>
       </w:r>
       <w:r>
         <w:rPr>
@@ -3009,7 +3009,7 @@
                 <w:szCs w:val="20"/>
                 <w:lang w:val="en-US"/>
               </w:rPr>
-              <w:t/>
+              <w:t>Belanja Jasa Telekomunikasi</w:t>
             </w:r>
           </w:p>
           <w:p>
@@ -3576,7 +3576,7 @@
                 <w:szCs w:val="24"/>
                 <w:lang w:val="en-US"/>
               </w:rPr>
-              <w:t>30 April 2026</w:t>
+              <w:t>04 May 2026</w:t>
             </w:r>
           </w:p>
           <w:p>
